--- a/Chat bot wasap + crm.docx
+++ b/Chat bot wasap + crm.docx
@@ -8,6 +8,53 @@
           <w:u w:val="single"/>
         </w:rPr>
       </w:pPr>
+      <w:r>
+        <w:rPr>
+          <w:u w:val="single"/>
+        </w:rPr>
+        <w:drawing>
+          <wp:inline distT="0" distB="0" distL="0" distR="0" wp14:anchorId="4238AE27" wp14:editId="60F32CE3">
+            <wp:extent cx="4794250" cy="3933959"/>
+            <wp:effectExtent l="0" t="0" r="6350" b="9525"/>
+            <wp:docPr id="1" name="Imagen 1"/>
+            <wp:cNvGraphicFramePr>
+              <a:graphicFrameLocks xmlns:a="http://schemas.openxmlformats.org/drawingml/2006/main" noChangeAspect="1"/>
+            </wp:cNvGraphicFramePr>
+            <a:graphic xmlns:a="http://schemas.openxmlformats.org/drawingml/2006/main">
+              <a:graphicData uri="http://schemas.openxmlformats.org/drawingml/2006/picture">
+                <pic:pic xmlns:pic="http://schemas.openxmlformats.org/drawingml/2006/picture">
+                  <pic:nvPicPr>
+                    <pic:cNvPr id="1" name=""/>
+                    <pic:cNvPicPr/>
+                  </pic:nvPicPr>
+                  <pic:blipFill>
+                    <a:blip r:embed="rId5"/>
+                    <a:stretch>
+                      <a:fillRect/>
+                    </a:stretch>
+                  </pic:blipFill>
+                  <pic:spPr>
+                    <a:xfrm>
+                      <a:off x="0" y="0"/>
+                      <a:ext cx="4802613" cy="3940821"/>
+                    </a:xfrm>
+                    <a:prstGeom prst="rect">
+                      <a:avLst/>
+                    </a:prstGeom>
+                  </pic:spPr>
+                </pic:pic>
+              </a:graphicData>
+            </a:graphic>
+          </wp:inline>
+        </w:drawing>
+      </w:r>
+    </w:p>
+    <w:p>
+      <w:pPr>
+        <w:rPr>
+          <w:u w:val="single"/>
+        </w:rPr>
+      </w:pPr>
       <w:proofErr w:type="spellStart"/>
       <w:r>
         <w:rPr>
@@ -236,6 +283,7 @@
     </w:p>
     <w:p>
       <w:r>
+        <w:lastRenderedPageBreak/>
         <w:t xml:space="preserve">  → Limitar a 2 leads por corrida  ← evita </w:t>
       </w:r>
       <w:proofErr w:type="spellStart"/>
@@ -537,7 +585,6 @@
     </w:p>
     <w:p>
       <w:r>
-        <w:lastRenderedPageBreak/>
         <w:t>Objetivo: Capturar cuando alguien responde el WhatsApp.</w:t>
       </w:r>
     </w:p>
@@ -740,187 +787,187 @@
     </w:p>
     <w:p>
       <w:r>
+        <w:t xml:space="preserve">                                            ↓</w:t>
+      </w:r>
+    </w:p>
+    <w:p>
+      <w:r>
+        <w:t xml:space="preserve">                                         PERDIDO</w:t>
+      </w:r>
+    </w:p>
+    <w:p/>
+    <w:p>
+      <w:r>
+        <w:t>Sin Venta</w:t>
+      </w:r>
+    </w:p>
+    <w:p>
+      <w:r>
+        <w:t>Ganado - Consumo</w:t>
+      </w:r>
+    </w:p>
+    <w:p/>
+    <w:p>
+      <w:pPr>
+        <w:rPr>
+          <w:u w:val="single"/>
+        </w:rPr>
+      </w:pPr>
+    </w:p>
+    <w:p>
+      <w:pPr>
+        <w:rPr>
+          <w:u w:val="single"/>
+        </w:rPr>
+      </w:pPr>
+      <w:r>
+        <w:rPr>
+          <w:u w:val="single"/>
+        </w:rPr>
+        <w:t>Puntos Clave de Diseño</w:t>
+      </w:r>
+    </w:p>
+    <w:p>
+      <w:proofErr w:type="spellStart"/>
+      <w:r>
+        <w:rPr>
+          <w:u w:val="single"/>
+        </w:rPr>
+        <w:t>Anti-ban</w:t>
+      </w:r>
+      <w:proofErr w:type="spellEnd"/>
+      <w:r>
+        <w:rPr>
+          <w:u w:val="single"/>
+        </w:rPr>
+        <w:t>:</w:t>
+      </w:r>
+      <w:r>
+        <w:t xml:space="preserve"> Solo 2 mensajes por corrida + 5 min entre cada uno</w:t>
+      </w:r>
+    </w:p>
+    <w:p>
+      <w:r>
+        <w:rPr>
+          <w:u w:val="single"/>
+        </w:rPr>
+        <w:t>Personalización por rubro:</w:t>
+      </w:r>
+      <w:r>
+        <w:t xml:space="preserve"> El mismo mensaje se adapta automáticamente según el tipo de negocio (detectado por </w:t>
+      </w:r>
+      <w:proofErr w:type="spellStart"/>
+      <w:r>
+        <w:t>regex</w:t>
+      </w:r>
+      <w:proofErr w:type="spellEnd"/>
+      <w:r>
+        <w:t xml:space="preserve"> en el nombre)</w:t>
+      </w:r>
+    </w:p>
+    <w:p>
+      <w:r>
+        <w:rPr>
+          <w:u w:val="single"/>
+        </w:rPr>
+        <w:t>Auditoría completa</w:t>
+      </w:r>
+      <w:r>
+        <w:t>: Cada acción queda en la hoja historial con etapa anterior y nueva</w:t>
+      </w:r>
+    </w:p>
+    <w:p>
+      <w:r>
+        <w:t xml:space="preserve">Google </w:t>
+      </w:r>
+      <w:proofErr w:type="spellStart"/>
+      <w:r>
+        <w:t>Sheets</w:t>
+      </w:r>
+      <w:proofErr w:type="spellEnd"/>
+      <w:r>
+        <w:t xml:space="preserve"> como CRM: Sin base de datos externa, todo en </w:t>
+      </w:r>
+      <w:proofErr w:type="spellStart"/>
+      <w:r>
+        <w:t>Sheets</w:t>
+      </w:r>
+      <w:proofErr w:type="spellEnd"/>
+      <w:r>
+        <w:t xml:space="preserve"> — simple pero funcional para el volumen de un </w:t>
+      </w:r>
+      <w:proofErr w:type="spellStart"/>
+      <w:r>
+        <w:t>freelancer</w:t>
+      </w:r>
+      <w:proofErr w:type="spellEnd"/>
+      <w:r>
+        <w:t>/agencia chica</w:t>
+      </w:r>
+    </w:p>
+    <w:p>
+      <w:r>
+        <w:t xml:space="preserve">Qué </w:t>
+      </w:r>
+      <w:proofErr w:type="spellStart"/>
+      <w:r>
+        <w:t>necesitás</w:t>
+      </w:r>
+      <w:proofErr w:type="spellEnd"/>
+      <w:r>
+        <w:t xml:space="preserve"> configurar para activarlo</w:t>
+      </w:r>
+    </w:p>
+    <w:p>
+      <w:r>
+        <w:t xml:space="preserve">ID del Google </w:t>
+      </w:r>
+      <w:proofErr w:type="spellStart"/>
+      <w:r>
+        <w:t>Sheet</w:t>
+      </w:r>
+      <w:proofErr w:type="spellEnd"/>
+      <w:r>
+        <w:t xml:space="preserve"> en los 3 nodos que dicen REEMPLAZAR_CON_TU_SHEET_ID</w:t>
+      </w:r>
+    </w:p>
+    <w:p>
+      <w:r>
+        <w:t xml:space="preserve">URL de tu </w:t>
+      </w:r>
+      <w:proofErr w:type="spellStart"/>
+      <w:r>
+        <w:t>Evolution</w:t>
+      </w:r>
+      <w:proofErr w:type="spellEnd"/>
+      <w:r>
+        <w:t xml:space="preserve"> API + nombre de instancia en Enviar WhatsApp</w:t>
+      </w:r>
+    </w:p>
+    <w:p>
+      <w:r>
+        <w:t xml:space="preserve">La </w:t>
+      </w:r>
+      <w:proofErr w:type="spellStart"/>
+      <w:r>
+        <w:t>apikey</w:t>
+      </w:r>
+      <w:proofErr w:type="spellEnd"/>
+      <w:r>
+        <w:t xml:space="preserve"> de </w:t>
+      </w:r>
+      <w:proofErr w:type="spellStart"/>
+      <w:r>
+        <w:t>Evolution</w:t>
+      </w:r>
+      <w:proofErr w:type="spellEnd"/>
+      <w:r>
+        <w:t xml:space="preserve"> API</w:t>
+      </w:r>
+    </w:p>
+    <w:p>
+      <w:r>
         <w:lastRenderedPageBreak/>
-        <w:t xml:space="preserve">                                            ↓</w:t>
-      </w:r>
-    </w:p>
-    <w:p>
-      <w:r>
-        <w:t xml:space="preserve">                                         PERDIDO</w:t>
-      </w:r>
-    </w:p>
-    <w:p/>
-    <w:p>
-      <w:r>
-        <w:t>Sin Venta</w:t>
-      </w:r>
-    </w:p>
-    <w:p>
-      <w:r>
-        <w:t>Ganado - Consumo</w:t>
-      </w:r>
-    </w:p>
-    <w:p/>
-    <w:p>
-      <w:pPr>
-        <w:rPr>
-          <w:u w:val="single"/>
-        </w:rPr>
-      </w:pPr>
-    </w:p>
-    <w:p>
-      <w:pPr>
-        <w:rPr>
-          <w:u w:val="single"/>
-        </w:rPr>
-      </w:pPr>
-      <w:r>
-        <w:rPr>
-          <w:u w:val="single"/>
-        </w:rPr>
-        <w:t>Puntos Clave de Diseño</w:t>
-      </w:r>
-    </w:p>
-    <w:p>
-      <w:proofErr w:type="spellStart"/>
-      <w:r>
-        <w:rPr>
-          <w:u w:val="single"/>
-        </w:rPr>
-        <w:t>Anti-ban</w:t>
-      </w:r>
-      <w:proofErr w:type="spellEnd"/>
-      <w:r>
-        <w:rPr>
-          <w:u w:val="single"/>
-        </w:rPr>
-        <w:t>:</w:t>
-      </w:r>
-      <w:r>
-        <w:t xml:space="preserve"> Solo 2 mensajes por corrida + 5 min entre cada uno</w:t>
-      </w:r>
-    </w:p>
-    <w:p>
-      <w:r>
-        <w:rPr>
-          <w:u w:val="single"/>
-        </w:rPr>
-        <w:t>Personalización por rubro:</w:t>
-      </w:r>
-      <w:r>
-        <w:t xml:space="preserve"> El mismo mensaje se adapta automáticamente según el tipo de negocio (detectado por </w:t>
-      </w:r>
-      <w:proofErr w:type="spellStart"/>
-      <w:r>
-        <w:t>regex</w:t>
-      </w:r>
-      <w:proofErr w:type="spellEnd"/>
-      <w:r>
-        <w:t xml:space="preserve"> en el nombre)</w:t>
-      </w:r>
-    </w:p>
-    <w:p>
-      <w:r>
-        <w:rPr>
-          <w:u w:val="single"/>
-        </w:rPr>
-        <w:t>Auditoría completa</w:t>
-      </w:r>
-      <w:r>
-        <w:t>: Cada acción queda en la hoja historial con etapa anterior y nueva</w:t>
-      </w:r>
-    </w:p>
-    <w:p>
-      <w:r>
-        <w:t xml:space="preserve">Google </w:t>
-      </w:r>
-      <w:proofErr w:type="spellStart"/>
-      <w:r>
-        <w:t>Sheets</w:t>
-      </w:r>
-      <w:proofErr w:type="spellEnd"/>
-      <w:r>
-        <w:t xml:space="preserve"> como CRM: Sin base de datos externa, todo en </w:t>
-      </w:r>
-      <w:proofErr w:type="spellStart"/>
-      <w:r>
-        <w:t>Sheets</w:t>
-      </w:r>
-      <w:proofErr w:type="spellEnd"/>
-      <w:r>
-        <w:t xml:space="preserve"> — simple pero funcional para el volumen de un </w:t>
-      </w:r>
-      <w:proofErr w:type="spellStart"/>
-      <w:r>
-        <w:t>freelancer</w:t>
-      </w:r>
-      <w:proofErr w:type="spellEnd"/>
-      <w:r>
-        <w:t>/agencia chica</w:t>
-      </w:r>
-    </w:p>
-    <w:p>
-      <w:r>
-        <w:t xml:space="preserve">Qué </w:t>
-      </w:r>
-      <w:proofErr w:type="spellStart"/>
-      <w:r>
-        <w:t>necesitás</w:t>
-      </w:r>
-      <w:proofErr w:type="spellEnd"/>
-      <w:r>
-        <w:t xml:space="preserve"> configurar para activarlo</w:t>
-      </w:r>
-    </w:p>
-    <w:p>
-      <w:r>
-        <w:t xml:space="preserve">ID del Google </w:t>
-      </w:r>
-      <w:proofErr w:type="spellStart"/>
-      <w:r>
-        <w:t>Sheet</w:t>
-      </w:r>
-      <w:proofErr w:type="spellEnd"/>
-      <w:r>
-        <w:t xml:space="preserve"> en los 3 nodos que dicen REEMPLAZAR_CON_TU_SHEET_ID</w:t>
-      </w:r>
-    </w:p>
-    <w:p>
-      <w:r>
-        <w:t xml:space="preserve">URL de tu </w:t>
-      </w:r>
-      <w:proofErr w:type="spellStart"/>
-      <w:r>
-        <w:t>Evolution</w:t>
-      </w:r>
-      <w:proofErr w:type="spellEnd"/>
-      <w:r>
-        <w:t xml:space="preserve"> API + nombre de instancia en Enviar WhatsApp</w:t>
-      </w:r>
-    </w:p>
-    <w:p>
-      <w:r>
-        <w:t xml:space="preserve">La </w:t>
-      </w:r>
-      <w:proofErr w:type="spellStart"/>
-      <w:r>
-        <w:t>apikey</w:t>
-      </w:r>
-      <w:proofErr w:type="spellEnd"/>
-      <w:r>
-        <w:t xml:space="preserve"> de </w:t>
-      </w:r>
-      <w:proofErr w:type="spellStart"/>
-      <w:r>
-        <w:t>Evolution</w:t>
-      </w:r>
-      <w:proofErr w:type="spellEnd"/>
-      <w:r>
-        <w:t xml:space="preserve"> API</w:t>
-      </w:r>
-    </w:p>
-    <w:p>
-      <w:r>
         <w:t xml:space="preserve">Importar los 3 JSON en n8n y activar los </w:t>
       </w:r>
       <w:proofErr w:type="spellStart"/>
@@ -1470,7 +1517,6 @@
           </w:tcPr>
           <w:p>
             <w:r>
-              <w:lastRenderedPageBreak/>
               <w:t>CRM-08</w:t>
             </w:r>
           </w:p>
@@ -1876,6 +1922,7 @@
         </w:rPr>
       </w:pPr>
       <w:r>
+        <w:lastRenderedPageBreak/>
         <w:t xml:space="preserve"> </w:t>
       </w:r>
       <w:r>
@@ -1996,7 +2043,7 @@
         </w:rPr>
         <w:t xml:space="preserve">: </w:t>
       </w:r>
-      <w:hyperlink r:id="rId5" w:history="1">
+      <w:hyperlink r:id="rId6" w:history="1">
         <w:r>
           <w:rPr>
             <w:rStyle w:val="Hipervnculo"/>
@@ -2040,7 +2087,7 @@
           <w:lang w:val="en-US"/>
         </w:rPr>
       </w:pPr>
-      <w:hyperlink r:id="rId6" w:history="1">
+      <w:hyperlink r:id="rId7" w:history="1">
         <w:r>
           <w:rPr>
             <w:rStyle w:val="Hipervnculo"/>
@@ -2075,7 +2122,6 @@
         <w:rPr>
           <w:lang w:val="en-US"/>
         </w:rPr>
-        <w:lastRenderedPageBreak/>
         <w:t>HIstinguer</w:t>
       </w:r>
       <w:proofErr w:type="spellEnd"/>
@@ -2508,7 +2554,7 @@
           <w:lang w:val="en-US" w:eastAsia="es-AR"/>
         </w:rPr>
       </w:pPr>
-      <w:hyperlink r:id="rId7" w:history="1">
+      <w:hyperlink r:id="rId8" w:history="1">
         <w:r>
           <w:rPr>
             <w:rStyle w:val="Hipervnculo"/>
@@ -2582,7 +2628,7 @@
           <w:lang w:val="en-US" w:eastAsia="es-AR"/>
         </w:rPr>
       </w:pPr>
-      <w:hyperlink r:id="rId8" w:history="1">
+      <w:hyperlink r:id="rId9" w:history="1">
         <w:r>
           <w:rPr>
             <w:rStyle w:val="Hipervnculo"/>

--- a/Chat bot wasap + crm.docx
+++ b/Chat bot wasap + crm.docx
@@ -10,6 +10,7 @@
       </w:pPr>
       <w:r>
         <w:rPr>
+          <w:noProof/>
           <w:u w:val="single"/>
         </w:rPr>
         <w:drawing>
@@ -188,7 +189,15 @@
     <w:p/>
     <w:p>
       <w:r>
-        <w:t xml:space="preserve">1. CRM-01-Outreach-v2.json — El que </w:t>
+        <w:t>1. CRM-01-Outreach-v</w:t>
+      </w:r>
+      <w:proofErr w:type="gramStart"/>
+      <w:r>
+        <w:t>2.json</w:t>
+      </w:r>
+      <w:proofErr w:type="gramEnd"/>
+      <w:r>
+        <w:t xml:space="preserve"> — El que </w:t>
       </w:r>
       <w:proofErr w:type="spellStart"/>
       <w:r>
@@ -284,7 +293,15 @@
     <w:p>
       <w:r>
         <w:lastRenderedPageBreak/>
-        <w:t xml:space="preserve">  → Limitar a 2 leads por corrida  ← evita </w:t>
+        <w:t xml:space="preserve">  → Limitar a 2 leads por </w:t>
+      </w:r>
+      <w:proofErr w:type="gramStart"/>
+      <w:r>
+        <w:t>corrida  ←</w:t>
+      </w:r>
+      <w:proofErr w:type="gramEnd"/>
+      <w:r>
+        <w:t xml:space="preserve"> evita </w:t>
       </w:r>
       <w:proofErr w:type="spellStart"/>
       <w:r>
@@ -508,6 +525,7 @@
         <w:t xml:space="preserve">→ POST </w:t>
       </w:r>
       <w:proofErr w:type="spellStart"/>
+      <w:proofErr w:type="gramStart"/>
       <w:r>
         <w:rPr>
           <w:lang w:val="en-US"/>
@@ -515,6 +533,7 @@
         <w:t>a</w:t>
       </w:r>
       <w:proofErr w:type="spellEnd"/>
+      <w:proofErr w:type="gramEnd"/>
       <w:r>
         <w:rPr>
           <w:lang w:val="en-US"/>
@@ -1993,8 +2012,16 @@
         <w:rPr>
           <w:lang w:val="en-US"/>
         </w:rPr>
-        <w:t>Client Id :</w:t>
-      </w:r>
+        <w:t xml:space="preserve">Client </w:t>
+      </w:r>
+      <w:proofErr w:type="gramStart"/>
+      <w:r>
+        <w:rPr>
+          <w:lang w:val="en-US"/>
+        </w:rPr>
+        <w:t>Id :</w:t>
+      </w:r>
+      <w:proofErr w:type="gramEnd"/>
       <w:r>
         <w:rPr>
           <w:lang w:val="en-US"/>
@@ -2118,6 +2145,7 @@
         </w:rPr>
       </w:pPr>
       <w:proofErr w:type="spellStart"/>
+      <w:proofErr w:type="gramStart"/>
       <w:r>
         <w:rPr>
           <w:lang w:val="en-US"/>
@@ -2129,7 +2157,14 @@
         <w:rPr>
           <w:lang w:val="en-US"/>
         </w:rPr>
-        <w:t xml:space="preserve"> : </w:t>
+        <w:t xml:space="preserve"> :</w:t>
+      </w:r>
+      <w:proofErr w:type="gramEnd"/>
+      <w:r>
+        <w:rPr>
+          <w:lang w:val="en-US"/>
+        </w:rPr>
+        <w:t xml:space="preserve"> </w:t>
       </w:r>
       <w:r>
         <w:rPr>
@@ -2355,6 +2390,7 @@
         <w:t>\crm_dashboard.py" --</w:t>
       </w:r>
       <w:proofErr w:type="spellStart"/>
+      <w:proofErr w:type="gramStart"/>
       <w:r>
         <w:rPr>
           <w:rFonts w:ascii="Consolas" w:eastAsia="Times New Roman" w:hAnsi="Consolas" w:cs="Times New Roman"/>
@@ -2366,6 +2402,7 @@
         <w:t>server.port</w:t>
       </w:r>
       <w:proofErr w:type="spellEnd"/>
+      <w:proofErr w:type="gramEnd"/>
       <w:r>
         <w:rPr>
           <w:rFonts w:ascii="Consolas" w:eastAsia="Times New Roman" w:hAnsi="Consolas" w:cs="Times New Roman"/>
@@ -2713,6 +2750,480 @@
           <w:sz w:val="20"/>
           <w:szCs w:val="20"/>
           <w:lang w:val="en-US" w:eastAsia="es-AR"/>
+        </w:rPr>
+      </w:pPr>
+    </w:p>
+    <w:p>
+      <w:pPr>
+        <w:shd w:val="clear" w:color="auto" w:fill="FFFFFE"/>
+        <w:spacing w:after="0" w:line="270" w:lineRule="atLeast"/>
+        <w:rPr>
+          <w:rFonts w:ascii="Consolas" w:eastAsia="Times New Roman" w:hAnsi="Consolas" w:cs="Times New Roman"/>
+          <w:color w:val="0451A5"/>
+          <w:sz w:val="20"/>
+          <w:szCs w:val="20"/>
+          <w:lang w:val="en-US" w:eastAsia="es-AR"/>
+        </w:rPr>
+      </w:pPr>
+    </w:p>
+    <w:p>
+      <w:pPr>
+        <w:shd w:val="clear" w:color="auto" w:fill="FFFFFE"/>
+        <w:spacing w:after="0" w:line="270" w:lineRule="atLeast"/>
+        <w:rPr>
+          <w:rFonts w:ascii="Consolas" w:eastAsia="Times New Roman" w:hAnsi="Consolas" w:cs="Times New Roman"/>
+          <w:b/>
+          <w:bCs/>
+          <w:color w:val="0451A5"/>
+          <w:sz w:val="32"/>
+          <w:szCs w:val="32"/>
+          <w:u w:val="single"/>
+          <w:lang w:val="en-US" w:eastAsia="es-AR"/>
+        </w:rPr>
+      </w:pPr>
+    </w:p>
+    <w:p>
+      <w:pPr>
+        <w:shd w:val="clear" w:color="auto" w:fill="FFFFFE"/>
+        <w:spacing w:after="0" w:line="270" w:lineRule="atLeast"/>
+        <w:rPr>
+          <w:rFonts w:ascii="Consolas" w:eastAsia="Times New Roman" w:hAnsi="Consolas" w:cs="Times New Roman"/>
+          <w:b/>
+          <w:bCs/>
+          <w:color w:val="0451A5"/>
+          <w:sz w:val="32"/>
+          <w:szCs w:val="32"/>
+          <w:u w:val="single"/>
+          <w:lang w:val="en-US" w:eastAsia="es-AR"/>
+        </w:rPr>
+      </w:pPr>
+    </w:p>
+    <w:p>
+      <w:pPr>
+        <w:shd w:val="clear" w:color="auto" w:fill="FFFFFE"/>
+        <w:spacing w:after="0" w:line="270" w:lineRule="atLeast"/>
+        <w:rPr>
+          <w:rFonts w:ascii="Consolas" w:eastAsia="Times New Roman" w:hAnsi="Consolas" w:cs="Times New Roman"/>
+          <w:b/>
+          <w:bCs/>
+          <w:color w:val="0451A5"/>
+          <w:sz w:val="32"/>
+          <w:szCs w:val="32"/>
+          <w:u w:val="single"/>
+          <w:lang w:val="en-US" w:eastAsia="es-AR"/>
+        </w:rPr>
+      </w:pPr>
+    </w:p>
+    <w:p>
+      <w:pPr>
+        <w:shd w:val="clear" w:color="auto" w:fill="FFFFFE"/>
+        <w:spacing w:after="0" w:line="270" w:lineRule="atLeast"/>
+        <w:rPr>
+          <w:rFonts w:ascii="Consolas" w:eastAsia="Times New Roman" w:hAnsi="Consolas" w:cs="Times New Roman"/>
+          <w:b/>
+          <w:bCs/>
+          <w:color w:val="0451A5"/>
+          <w:sz w:val="32"/>
+          <w:szCs w:val="32"/>
+          <w:u w:val="single"/>
+          <w:lang w:val="en-US" w:eastAsia="es-AR"/>
+        </w:rPr>
+      </w:pPr>
+      <w:proofErr w:type="spellStart"/>
+      <w:r>
+        <w:rPr>
+          <w:rFonts w:ascii="Consolas" w:eastAsia="Times New Roman" w:hAnsi="Consolas" w:cs="Times New Roman"/>
+          <w:b/>
+          <w:bCs/>
+          <w:color w:val="0451A5"/>
+          <w:sz w:val="32"/>
+          <w:szCs w:val="32"/>
+          <w:u w:val="single"/>
+          <w:lang w:val="en-US" w:eastAsia="es-AR"/>
+        </w:rPr>
+        <w:lastRenderedPageBreak/>
+        <w:t>Promp</w:t>
+      </w:r>
+      <w:proofErr w:type="spellEnd"/>
+      <w:r>
+        <w:rPr>
+          <w:rFonts w:ascii="Consolas" w:eastAsia="Times New Roman" w:hAnsi="Consolas" w:cs="Times New Roman"/>
+          <w:b/>
+          <w:bCs/>
+          <w:color w:val="0451A5"/>
+          <w:sz w:val="32"/>
+          <w:szCs w:val="32"/>
+          <w:u w:val="single"/>
+          <w:lang w:val="en-US" w:eastAsia="es-AR"/>
+        </w:rPr>
+        <w:t xml:space="preserve"> para nuevo CRM</w:t>
+      </w:r>
+    </w:p>
+    <w:p>
+      <w:pPr>
+        <w:shd w:val="clear" w:color="auto" w:fill="FFFFFE"/>
+        <w:spacing w:after="0" w:line="270" w:lineRule="atLeast"/>
+        <w:rPr>
+          <w:rFonts w:ascii="Consolas" w:eastAsia="Times New Roman" w:hAnsi="Consolas" w:cs="Times New Roman"/>
+          <w:color w:val="0451A5"/>
+          <w:sz w:val="20"/>
+          <w:szCs w:val="20"/>
+          <w:lang w:val="en-US" w:eastAsia="es-AR"/>
+        </w:rPr>
+      </w:pPr>
+    </w:p>
+    <w:p>
+      <w:pPr>
+        <w:pStyle w:val="font-claude-response-body"/>
+      </w:pPr>
+      <w:r>
+        <w:rPr>
+          <w:rStyle w:val="Textoennegrita"/>
+        </w:rPr>
+        <w:t>Implementa este CRM con:</w:t>
+      </w:r>
+    </w:p>
+    <w:p>
+      <w:pPr>
+        <w:pStyle w:val="whitespace-normal"/>
+        <w:numPr>
+          <w:ilvl w:val="0"/>
+          <w:numId w:val="12"/>
+        </w:numPr>
+      </w:pPr>
+      <w:r>
+        <w:t xml:space="preserve">Next.js 14 + </w:t>
+      </w:r>
+      <w:proofErr w:type="spellStart"/>
+      <w:r>
+        <w:t>TypeScript</w:t>
+      </w:r>
+      <w:proofErr w:type="spellEnd"/>
+      <w:r>
+        <w:t xml:space="preserve"> + </w:t>
+      </w:r>
+      <w:proofErr w:type="spellStart"/>
+      <w:r>
+        <w:t>Tailwind</w:t>
+      </w:r>
+      <w:proofErr w:type="spellEnd"/>
+      <w:r>
+        <w:t xml:space="preserve"> CSS</w:t>
+      </w:r>
+    </w:p>
+    <w:p>
+      <w:pPr>
+        <w:pStyle w:val="whitespace-normal"/>
+        <w:numPr>
+          <w:ilvl w:val="0"/>
+          <w:numId w:val="12"/>
+        </w:numPr>
+      </w:pPr>
+      <w:proofErr w:type="spellStart"/>
+      <w:r>
+        <w:t>Supabase</w:t>
+      </w:r>
+      <w:proofErr w:type="spellEnd"/>
+      <w:r>
+        <w:t xml:space="preserve"> </w:t>
+      </w:r>
+      <w:proofErr w:type="spellStart"/>
+      <w:r>
+        <w:t>Auth</w:t>
+      </w:r>
+      <w:proofErr w:type="spellEnd"/>
+      <w:r>
+        <w:t xml:space="preserve"> (</w:t>
+      </w:r>
+      <w:proofErr w:type="spellStart"/>
+      <w:r>
+        <w:t>login</w:t>
+      </w:r>
+      <w:proofErr w:type="spellEnd"/>
+      <w:r>
+        <w:t>/registro con email)</w:t>
+      </w:r>
+    </w:p>
+    <w:p>
+      <w:pPr>
+        <w:pStyle w:val="whitespace-normal"/>
+        <w:numPr>
+          <w:ilvl w:val="0"/>
+          <w:numId w:val="12"/>
+        </w:numPr>
+      </w:pPr>
+      <w:r>
+        <w:t xml:space="preserve">CRUD completo: contactos, empresas, </w:t>
+      </w:r>
+      <w:proofErr w:type="spellStart"/>
+      <w:r>
+        <w:t>deals</w:t>
+      </w:r>
+      <w:proofErr w:type="spellEnd"/>
+    </w:p>
+    <w:p>
+      <w:pPr>
+        <w:pStyle w:val="whitespace-normal"/>
+        <w:numPr>
+          <w:ilvl w:val="0"/>
+          <w:numId w:val="12"/>
+        </w:numPr>
+      </w:pPr>
+      <w:r>
+        <w:t xml:space="preserve">Pipeline Kanban con drag &amp; </w:t>
+      </w:r>
+      <w:proofErr w:type="spellStart"/>
+      <w:r>
+        <w:t>drop</w:t>
+      </w:r>
+      <w:proofErr w:type="spellEnd"/>
+      <w:r>
+        <w:t xml:space="preserve"> usando @dnd-kit/core</w:t>
+      </w:r>
+    </w:p>
+    <w:p>
+      <w:pPr>
+        <w:pStyle w:val="whitespace-normal"/>
+        <w:numPr>
+          <w:ilvl w:val="0"/>
+          <w:numId w:val="12"/>
+        </w:numPr>
+      </w:pPr>
+      <w:proofErr w:type="spellStart"/>
+      <w:r>
+        <w:t>Dashboard</w:t>
+      </w:r>
+      <w:proofErr w:type="spellEnd"/>
+      <w:r>
+        <w:t xml:space="preserve"> con datos reales de </w:t>
+      </w:r>
+      <w:proofErr w:type="spellStart"/>
+      <w:r>
+        <w:t>Supabase</w:t>
+      </w:r>
+      <w:proofErr w:type="spellEnd"/>
+      <w:r>
+        <w:t xml:space="preserve"> en tiempo real</w:t>
+      </w:r>
+    </w:p>
+    <w:p>
+      <w:pPr>
+        <w:pStyle w:val="whitespace-normal"/>
+        <w:numPr>
+          <w:ilvl w:val="0"/>
+          <w:numId w:val="12"/>
+        </w:numPr>
+      </w:pPr>
+      <w:r>
+        <w:t>Timeline de actividades por contacto y deal</w:t>
+      </w:r>
+    </w:p>
+    <w:p>
+      <w:pPr>
+        <w:pStyle w:val="whitespace-normal"/>
+        <w:numPr>
+          <w:ilvl w:val="0"/>
+          <w:numId w:val="12"/>
+        </w:numPr>
+      </w:pPr>
+      <w:r>
+        <w:t xml:space="preserve">Respeta exactamente el diseño del </w:t>
+      </w:r>
+      <w:proofErr w:type="spellStart"/>
+      <w:r>
+        <w:t>handoff</w:t>
+      </w:r>
+      <w:proofErr w:type="spellEnd"/>
+    </w:p>
+    <w:p>
+      <w:pPr>
+        <w:pStyle w:val="whitespace-normal"/>
+        <w:numPr>
+          <w:ilvl w:val="0"/>
+          <w:numId w:val="12"/>
+        </w:numPr>
+      </w:pPr>
+      <w:r>
+        <w:t>Si hay errores de base de datos, usa el token de acceso para corregirlos directamente</w:t>
+      </w:r>
+    </w:p>
+    <w:p>
+      <w:pPr>
+        <w:shd w:val="clear" w:color="auto" w:fill="FFFFFE"/>
+        <w:spacing w:after="0" w:line="270" w:lineRule="atLeast"/>
+        <w:rPr>
+          <w:rFonts w:ascii="Consolas" w:eastAsia="Times New Roman" w:hAnsi="Consolas" w:cs="Times New Roman"/>
+          <w:color w:val="0451A5"/>
+          <w:sz w:val="20"/>
+          <w:szCs w:val="20"/>
+          <w:u w:val="single"/>
+          <w:lang w:eastAsia="es-AR"/>
+        </w:rPr>
+      </w:pPr>
+      <w:r>
+        <w:rPr>
+          <w:rFonts w:ascii="Consolas" w:eastAsia="Times New Roman" w:hAnsi="Consolas" w:cs="Times New Roman"/>
+          <w:color w:val="0451A5"/>
+          <w:sz w:val="20"/>
+          <w:szCs w:val="20"/>
+          <w:u w:val="single"/>
+          <w:lang w:eastAsia="es-AR"/>
+        </w:rPr>
+        <w:t xml:space="preserve">GMAIL + CALENDAR </w:t>
+      </w:r>
+      <w:proofErr w:type="gramStart"/>
+      <w:r>
+        <w:rPr>
+          <w:rFonts w:ascii="Consolas" w:eastAsia="Times New Roman" w:hAnsi="Consolas" w:cs="Times New Roman"/>
+          <w:color w:val="0451A5"/>
+          <w:sz w:val="20"/>
+          <w:szCs w:val="20"/>
+          <w:u w:val="single"/>
+          <w:lang w:eastAsia="es-AR"/>
+        </w:rPr>
+        <w:t>( GOOGLE</w:t>
+      </w:r>
+      <w:proofErr w:type="gramEnd"/>
+      <w:r>
+        <w:rPr>
+          <w:rFonts w:ascii="Consolas" w:eastAsia="Times New Roman" w:hAnsi="Consolas" w:cs="Times New Roman"/>
+          <w:color w:val="0451A5"/>
+          <w:sz w:val="20"/>
+          <w:szCs w:val="20"/>
+          <w:u w:val="single"/>
+          <w:lang w:eastAsia="es-AR"/>
+        </w:rPr>
+        <w:t xml:space="preserve"> CLOUD)</w:t>
+      </w:r>
+    </w:p>
+    <w:p>
+      <w:pPr>
+        <w:shd w:val="clear" w:color="auto" w:fill="FFFFFE"/>
+        <w:spacing w:after="0" w:line="270" w:lineRule="atLeast"/>
+        <w:rPr>
+          <w:rFonts w:ascii="Consolas" w:eastAsia="Times New Roman" w:hAnsi="Consolas" w:cs="Times New Roman"/>
+          <w:color w:val="0451A5"/>
+          <w:sz w:val="20"/>
+          <w:szCs w:val="20"/>
+          <w:lang w:eastAsia="es-AR"/>
+        </w:rPr>
+      </w:pPr>
+    </w:p>
+    <w:p>
+      <w:pPr>
+        <w:shd w:val="clear" w:color="auto" w:fill="FFFFFE"/>
+        <w:spacing w:after="0" w:line="270" w:lineRule="atLeast"/>
+        <w:rPr>
+          <w:rFonts w:ascii="Consolas" w:eastAsia="Times New Roman" w:hAnsi="Consolas" w:cs="Times New Roman"/>
+          <w:color w:val="0451A5"/>
+          <w:sz w:val="20"/>
+          <w:szCs w:val="20"/>
+          <w:lang w:eastAsia="es-AR"/>
+        </w:rPr>
+      </w:pPr>
+      <w:r>
+        <w:rPr>
+          <w:rFonts w:ascii="Consolas" w:eastAsia="Times New Roman" w:hAnsi="Consolas" w:cs="Times New Roman"/>
+          <w:color w:val="0451A5"/>
+          <w:sz w:val="20"/>
+          <w:szCs w:val="20"/>
+          <w:lang w:eastAsia="es-AR"/>
+        </w:rPr>
+        <w:t xml:space="preserve">ID CLIENTE: </w:t>
+      </w:r>
+      <w:r>
+        <w:rPr>
+          <w:rFonts w:ascii="Consolas" w:eastAsia="Times New Roman" w:hAnsi="Consolas" w:cs="Times New Roman"/>
+          <w:color w:val="0451A5"/>
+          <w:sz w:val="20"/>
+          <w:szCs w:val="20"/>
+          <w:lang w:eastAsia="es-AR"/>
+        </w:rPr>
+        <w:t>232540685883-8numjrs3m5tqt6m5gov2k996l7le6qda.apps.googleusercontent.com</w:t>
+      </w:r>
+    </w:p>
+    <w:p>
+      <w:pPr>
+        <w:shd w:val="clear" w:color="auto" w:fill="FFFFFE"/>
+        <w:spacing w:after="0" w:line="270" w:lineRule="atLeast"/>
+        <w:rPr>
+          <w:rFonts w:ascii="Consolas" w:eastAsia="Times New Roman" w:hAnsi="Consolas" w:cs="Times New Roman"/>
+          <w:color w:val="0451A5"/>
+          <w:sz w:val="20"/>
+          <w:szCs w:val="20"/>
+          <w:lang w:eastAsia="es-AR"/>
+        </w:rPr>
+      </w:pPr>
+    </w:p>
+    <w:p>
+      <w:pPr>
+        <w:shd w:val="clear" w:color="auto" w:fill="FFFFFE"/>
+        <w:spacing w:after="0" w:line="270" w:lineRule="atLeast"/>
+        <w:rPr>
+          <w:rFonts w:ascii="Consolas" w:eastAsia="Times New Roman" w:hAnsi="Consolas" w:cs="Times New Roman"/>
+          <w:color w:val="0451A5"/>
+          <w:sz w:val="20"/>
+          <w:szCs w:val="20"/>
+          <w:lang w:eastAsia="es-AR"/>
+        </w:rPr>
+      </w:pPr>
+    </w:p>
+    <w:p>
+      <w:pPr>
+        <w:shd w:val="clear" w:color="auto" w:fill="FFFFFE"/>
+        <w:spacing w:after="0" w:line="270" w:lineRule="atLeast"/>
+        <w:rPr>
+          <w:rFonts w:ascii="Consolas" w:eastAsia="Times New Roman" w:hAnsi="Consolas" w:cs="Times New Roman"/>
+          <w:color w:val="0451A5"/>
+          <w:sz w:val="20"/>
+          <w:szCs w:val="20"/>
+          <w:lang w:eastAsia="es-AR"/>
+        </w:rPr>
+      </w:pPr>
+      <w:r>
+        <w:rPr>
+          <w:rFonts w:ascii="Consolas" w:eastAsia="Times New Roman" w:hAnsi="Consolas" w:cs="Times New Roman"/>
+          <w:color w:val="0451A5"/>
+          <w:sz w:val="20"/>
+          <w:szCs w:val="20"/>
+          <w:lang w:eastAsia="es-AR"/>
+        </w:rPr>
+        <w:t xml:space="preserve">SECRETO DE CLIENTE: </w:t>
+      </w:r>
+      <w:r>
+        <w:rPr>
+          <w:rFonts w:ascii="Consolas" w:eastAsia="Times New Roman" w:hAnsi="Consolas" w:cs="Times New Roman"/>
+          <w:color w:val="0451A5"/>
+          <w:sz w:val="20"/>
+          <w:szCs w:val="20"/>
+          <w:lang w:eastAsia="es-AR"/>
+        </w:rPr>
+        <w:t>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</w:t>
+      </w:r>
+    </w:p>
+    <w:p>
+      <w:pPr>
+        <w:shd w:val="clear" w:color="auto" w:fill="FFFFFE"/>
+        <w:spacing w:after="0" w:line="270" w:lineRule="atLeast"/>
+        <w:rPr>
+          <w:rFonts w:ascii="Consolas" w:eastAsia="Times New Roman" w:hAnsi="Consolas" w:cs="Times New Roman"/>
+          <w:color w:val="0451A5"/>
+          <w:sz w:val="20"/>
+          <w:szCs w:val="20"/>
+          <w:lang w:eastAsia="es-AR"/>
+        </w:rPr>
+      </w:pPr>
+    </w:p>
+    <w:p>
+      <w:pPr>
+        <w:shd w:val="clear" w:color="auto" w:fill="FFFFFE"/>
+        <w:spacing w:after="0" w:line="270" w:lineRule="atLeast"/>
+        <w:rPr>
+          <w:rFonts w:ascii="Consolas" w:eastAsia="Times New Roman" w:hAnsi="Consolas" w:cs="Times New Roman"/>
+          <w:color w:val="0451A5"/>
+          <w:sz w:val="20"/>
+          <w:szCs w:val="20"/>
+          <w:lang w:eastAsia="es-AR"/>
         </w:rPr>
       </w:pPr>
     </w:p>
@@ -3749,6 +4260,155 @@
     </w:lvl>
   </w:abstractNum>
   <w:abstractNum w:abstractNumId="8" w15:restartNumberingAfterBreak="0">
+    <w:nsid w:val="5AED7421"/>
+    <w:multiLevelType w:val="multilevel"/>
+    <w:tmpl w:val="BA0870A6"/>
+    <w:lvl w:ilvl="0">
+      <w:start w:val="1"/>
+      <w:numFmt w:val="bullet"/>
+      <w:lvlText w:val=""/>
+      <w:lvlJc w:val="left"/>
+      <w:pPr>
+        <w:tabs>
+          <w:tab w:val="num" w:pos="720"/>
+        </w:tabs>
+        <w:ind w:left="720" w:hanging="360"/>
+      </w:pPr>
+      <w:rPr>
+        <w:rFonts w:ascii="Symbol" w:hAnsi="Symbol" w:hint="default"/>
+        <w:sz w:val="20"/>
+      </w:rPr>
+    </w:lvl>
+    <w:lvl w:ilvl="1" w:tentative="1">
+      <w:start w:val="1"/>
+      <w:numFmt w:val="bullet"/>
+      <w:lvlText w:val="o"/>
+      <w:lvlJc w:val="left"/>
+      <w:pPr>
+        <w:tabs>
+          <w:tab w:val="num" w:pos="1440"/>
+        </w:tabs>
+        <w:ind w:left="1440" w:hanging="360"/>
+      </w:pPr>
+      <w:rPr>
+        <w:rFonts w:ascii="Courier New" w:hAnsi="Courier New" w:hint="default"/>
+        <w:sz w:val="20"/>
+      </w:rPr>
+    </w:lvl>
+    <w:lvl w:ilvl="2" w:tentative="1">
+      <w:start w:val="1"/>
+      <w:numFmt w:val="bullet"/>
+      <w:lvlText w:val=""/>
+      <w:lvlJc w:val="left"/>
+      <w:pPr>
+        <w:tabs>
+          <w:tab w:val="num" w:pos="2160"/>
+        </w:tabs>
+        <w:ind w:left="2160" w:hanging="360"/>
+      </w:pPr>
+      <w:rPr>
+        <w:rFonts w:ascii="Wingdings" w:hAnsi="Wingdings" w:hint="default"/>
+        <w:sz w:val="20"/>
+      </w:rPr>
+    </w:lvl>
+    <w:lvl w:ilvl="3" w:tentative="1">
+      <w:start w:val="1"/>
+      <w:numFmt w:val="bullet"/>
+      <w:lvlText w:val=""/>
+      <w:lvlJc w:val="left"/>
+      <w:pPr>
+        <w:tabs>
+          <w:tab w:val="num" w:pos="2880"/>
+        </w:tabs>
+        <w:ind w:left="2880" w:hanging="360"/>
+      </w:pPr>
+      <w:rPr>
+        <w:rFonts w:ascii="Wingdings" w:hAnsi="Wingdings" w:hint="default"/>
+        <w:sz w:val="20"/>
+      </w:rPr>
+    </w:lvl>
+    <w:lvl w:ilvl="4" w:tentative="1">
+      <w:start w:val="1"/>
+      <w:numFmt w:val="bullet"/>
+      <w:lvlText w:val=""/>
+      <w:lvlJc w:val="left"/>
+      <w:pPr>
+        <w:tabs>
+          <w:tab w:val="num" w:pos="3600"/>
+        </w:tabs>
+        <w:ind w:left="3600" w:hanging="360"/>
+      </w:pPr>
+      <w:rPr>
+        <w:rFonts w:ascii="Wingdings" w:hAnsi="Wingdings" w:hint="default"/>
+        <w:sz w:val="20"/>
+      </w:rPr>
+    </w:lvl>
+    <w:lvl w:ilvl="5" w:tentative="1">
+      <w:start w:val="1"/>
+      <w:numFmt w:val="bullet"/>
+      <w:lvlText w:val=""/>
+      <w:lvlJc w:val="left"/>
+      <w:pPr>
+        <w:tabs>
+          <w:tab w:val="num" w:pos="4320"/>
+        </w:tabs>
+        <w:ind w:left="4320" w:hanging="360"/>
+      </w:pPr>
+      <w:rPr>
+        <w:rFonts w:ascii="Wingdings" w:hAnsi="Wingdings" w:hint="default"/>
+        <w:sz w:val="20"/>
+      </w:rPr>
+    </w:lvl>
+    <w:lvl w:ilvl="6" w:tentative="1">
+      <w:start w:val="1"/>
+      <w:numFmt w:val="bullet"/>
+      <w:lvlText w:val=""/>
+      <w:lvlJc w:val="left"/>
+      <w:pPr>
+        <w:tabs>
+          <w:tab w:val="num" w:pos="5040"/>
+        </w:tabs>
+        <w:ind w:left="5040" w:hanging="360"/>
+      </w:pPr>
+      <w:rPr>
+        <w:rFonts w:ascii="Wingdings" w:hAnsi="Wingdings" w:hint="default"/>
+        <w:sz w:val="20"/>
+      </w:rPr>
+    </w:lvl>
+    <w:lvl w:ilvl="7" w:tentative="1">
+      <w:start w:val="1"/>
+      <w:numFmt w:val="bullet"/>
+      <w:lvlText w:val=""/>
+      <w:lvlJc w:val="left"/>
+      <w:pPr>
+        <w:tabs>
+          <w:tab w:val="num" w:pos="5760"/>
+        </w:tabs>
+        <w:ind w:left="5760" w:hanging="360"/>
+      </w:pPr>
+      <w:rPr>
+        <w:rFonts w:ascii="Wingdings" w:hAnsi="Wingdings" w:hint="default"/>
+        <w:sz w:val="20"/>
+      </w:rPr>
+    </w:lvl>
+    <w:lvl w:ilvl="8" w:tentative="1">
+      <w:start w:val="1"/>
+      <w:numFmt w:val="bullet"/>
+      <w:lvlText w:val=""/>
+      <w:lvlJc w:val="left"/>
+      <w:pPr>
+        <w:tabs>
+          <w:tab w:val="num" w:pos="6480"/>
+        </w:tabs>
+        <w:ind w:left="6480" w:hanging="360"/>
+      </w:pPr>
+      <w:rPr>
+        <w:rFonts w:ascii="Wingdings" w:hAnsi="Wingdings" w:hint="default"/>
+        <w:sz w:val="20"/>
+      </w:rPr>
+    </w:lvl>
+  </w:abstractNum>
+  <w:abstractNum w:abstractNumId="9" w15:restartNumberingAfterBreak="0">
     <w:nsid w:val="63F73BDA"/>
     <w:multiLevelType w:val="multilevel"/>
     <w:tmpl w:val="C57E138A"/>
@@ -3865,7 +4525,7 @@
       </w:pPr>
     </w:lvl>
   </w:abstractNum>
-  <w:abstractNum w:abstractNumId="9" w15:restartNumberingAfterBreak="0">
+  <w:abstractNum w:abstractNumId="10" w15:restartNumberingAfterBreak="0">
     <w:nsid w:val="71E35975"/>
     <w:multiLevelType w:val="multilevel"/>
     <w:tmpl w:val="6360F6DC"/>
@@ -4014,7 +4674,7 @@
       </w:rPr>
     </w:lvl>
   </w:abstractNum>
-  <w:abstractNum w:abstractNumId="10" w15:restartNumberingAfterBreak="0">
+  <w:abstractNum w:abstractNumId="11" w15:restartNumberingAfterBreak="0">
     <w:nsid w:val="796E32AF"/>
     <w:multiLevelType w:val="multilevel"/>
     <w:tmpl w:val="313877FE"/>
@@ -4173,13 +4833,13 @@
     <w:abstractNumId w:val="4"/>
   </w:num>
   <w:num w:numId="4">
-    <w:abstractNumId w:val="10"/>
+    <w:abstractNumId w:val="11"/>
   </w:num>
   <w:num w:numId="5">
-    <w:abstractNumId w:val="8"/>
+    <w:abstractNumId w:val="9"/>
   </w:num>
   <w:num w:numId="6">
-    <w:abstractNumId w:val="9"/>
+    <w:abstractNumId w:val="10"/>
   </w:num>
   <w:num w:numId="7">
     <w:abstractNumId w:val="2"/>
@@ -4195,6 +4855,9 @@
   </w:num>
   <w:num w:numId="11">
     <w:abstractNumId w:val="5"/>
+  </w:num>
+  <w:num w:numId="12">
+    <w:abstractNumId w:val="8"/>
   </w:num>
 </w:numbering>
 </file>
@@ -4664,6 +5327,56 @@
       <w:szCs w:val="24"/>
     </w:rPr>
   </w:style>
+  <w:style w:type="paragraph" w:customStyle="1" w:styleId="font-claude-response-body">
+    <w:name w:val="font-claude-response-body"/>
+    <w:basedOn w:val="Normal"/>
+    <w:rsid w:val="00216F04"/>
+    <w:pPr>
+      <w:spacing w:before="100" w:beforeAutospacing="1" w:after="100" w:afterAutospacing="1" w:line="240" w:lineRule="auto"/>
+    </w:pPr>
+    <w:rPr>
+      <w:rFonts w:ascii="Times New Roman" w:eastAsia="Times New Roman" w:hAnsi="Times New Roman" w:cs="Times New Roman"/>
+      <w:sz w:val="24"/>
+      <w:szCs w:val="24"/>
+      <w:lang w:eastAsia="es-AR"/>
+    </w:rPr>
+  </w:style>
+  <w:style w:type="character" w:styleId="Textoennegrita">
+    <w:name w:val="Strong"/>
+    <w:basedOn w:val="Fuentedeprrafopredeter"/>
+    <w:uiPriority w:val="22"/>
+    <w:qFormat/>
+    <w:rsid w:val="00216F04"/>
+    <w:rPr>
+      <w:b/>
+      <w:bCs/>
+    </w:rPr>
+  </w:style>
+  <w:style w:type="paragraph" w:customStyle="1" w:styleId="whitespace-normal">
+    <w:name w:val="whitespace-normal"/>
+    <w:basedOn w:val="Normal"/>
+    <w:rsid w:val="00216F04"/>
+    <w:pPr>
+      <w:spacing w:before="100" w:beforeAutospacing="1" w:after="100" w:afterAutospacing="1" w:line="240" w:lineRule="auto"/>
+    </w:pPr>
+    <w:rPr>
+      <w:rFonts w:ascii="Times New Roman" w:eastAsia="Times New Roman" w:hAnsi="Times New Roman" w:cs="Times New Roman"/>
+      <w:sz w:val="24"/>
+      <w:szCs w:val="24"/>
+      <w:lang w:eastAsia="es-AR"/>
+    </w:rPr>
+  </w:style>
+  <w:style w:type="character" w:styleId="nfasis">
+    <w:name w:val="Emphasis"/>
+    <w:basedOn w:val="Fuentedeprrafopredeter"/>
+    <w:uiPriority w:val="20"/>
+    <w:qFormat/>
+    <w:rsid w:val="00216F04"/>
+    <w:rPr>
+      <w:i/>
+      <w:iCs/>
+    </w:rPr>
+  </w:style>
 </w:styles>
 </file>
 

--- a/Chat bot wasap + crm.docx
+++ b/Chat bot wasap + crm.docx
@@ -14,9 +14,9 @@
           <w:u w:val="single"/>
         </w:rPr>
         <w:drawing>
-          <wp:inline distT="0" distB="0" distL="0" distR="0" wp14:anchorId="4238AE27" wp14:editId="60F32CE3">
-            <wp:extent cx="4794250" cy="3933959"/>
-            <wp:effectExtent l="0" t="0" r="6350" b="9525"/>
+          <wp:inline distT="0" distB="0" distL="0" distR="0" wp14:anchorId="4238AE27" wp14:editId="7C9F3FF5">
+            <wp:extent cx="6889750" cy="5653437"/>
+            <wp:effectExtent l="0" t="0" r="6350" b="4445"/>
             <wp:docPr id="1" name="Imagen 1"/>
             <wp:cNvGraphicFramePr>
               <a:graphicFrameLocks xmlns:a="http://schemas.openxmlformats.org/drawingml/2006/main" noChangeAspect="1"/>
@@ -37,7 +37,7 @@
                   <pic:spPr>
                     <a:xfrm>
                       <a:off x="0" y="0"/>
-                      <a:ext cx="4802613" cy="3940821"/>
+                      <a:ext cx="6907213" cy="5667766"/>
                     </a:xfrm>
                     <a:prstGeom prst="rect">
                       <a:avLst/>
@@ -189,6 +189,7 @@
     <w:p/>
     <w:p>
       <w:r>
+        <w:lastRenderedPageBreak/>
         <w:t>1. CRM-01-Outreach-v</w:t>
       </w:r>
       <w:proofErr w:type="gramStart"/>
@@ -292,7 +293,6 @@
     </w:p>
     <w:p>
       <w:r>
-        <w:lastRenderedPageBreak/>
         <w:t xml:space="preserve">  → Limitar a 2 leads por </w:t>
       </w:r>
       <w:proofErr w:type="gramStart"/>
@@ -681,6 +681,7 @@
         <w:rPr>
           <w:lang w:val="en-US"/>
         </w:rPr>
+        <w:lastRenderedPageBreak/>
         <w:t>Schedule Trigger (</w:t>
       </w:r>
       <w:proofErr w:type="spellStart"/>
@@ -897,6 +898,7 @@
     </w:p>
     <w:p>
       <w:r>
+        <w:lastRenderedPageBreak/>
         <w:t xml:space="preserve">Google </w:t>
       </w:r>
       <w:proofErr w:type="spellStart"/>
@@ -986,7 +988,6 @@
     </w:p>
     <w:p>
       <w:r>
-        <w:lastRenderedPageBreak/>
         <w:t xml:space="preserve">Importar los 3 JSON en n8n y activar los </w:t>
       </w:r>
       <w:proofErr w:type="spellStart"/>
@@ -1823,6 +1824,7 @@
         </w:numPr>
       </w:pPr>
       <w:r>
+        <w:lastRenderedPageBreak/>
         <w:t>REEMPLAZAR_CON_TU_N8N_URL</w:t>
       </w:r>
     </w:p>
@@ -1941,7 +1943,6 @@
         </w:rPr>
       </w:pPr>
       <w:r>
-        <w:lastRenderedPageBreak/>
         <w:t xml:space="preserve"> </w:t>
       </w:r>
       <w:r>
@@ -2841,7 +2842,6 @@
           <w:u w:val="single"/>
           <w:lang w:val="en-US" w:eastAsia="es-AR"/>
         </w:rPr>
-        <w:lastRenderedPageBreak/>
         <w:t>Promp</w:t>
       </w:r>
       <w:proofErr w:type="spellEnd"/>

--- a/Chat bot wasap + crm.docx
+++ b/Chat bot wasap + crm.docx
@@ -2875,12 +2875,41 @@
     <w:p>
       <w:pPr>
         <w:pStyle w:val="font-claude-response-body"/>
-      </w:pPr>
+        <w:rPr>
+          <w:lang w:val="en-US"/>
+        </w:rPr>
+      </w:pPr>
+      <w:proofErr w:type="spellStart"/>
       <w:r>
         <w:rPr>
           <w:rStyle w:val="Textoennegrita"/>
-        </w:rPr>
-        <w:t>Implementa este CRM con:</w:t>
+          <w:lang w:val="en-US"/>
+        </w:rPr>
+        <w:t>Implementa</w:t>
+      </w:r>
+      <w:proofErr w:type="spellEnd"/>
+      <w:r>
+        <w:rPr>
+          <w:rStyle w:val="Textoennegrita"/>
+          <w:lang w:val="en-US"/>
+        </w:rPr>
+        <w:t xml:space="preserve"> </w:t>
+      </w:r>
+      <w:proofErr w:type="spellStart"/>
+      <w:r>
+        <w:rPr>
+          <w:rStyle w:val="Textoennegrita"/>
+          <w:lang w:val="en-US"/>
+        </w:rPr>
+        <w:t>este</w:t>
+      </w:r>
+      <w:proofErr w:type="spellEnd"/>
+      <w:r>
+        <w:rPr>
+          <w:rStyle w:val="Textoennegrita"/>
+          <w:lang w:val="en-US"/>
+        </w:rPr>
+        <w:t xml:space="preserve"> CRM con:</w:t>
       </w:r>
     </w:p>
     <w:p>
@@ -3049,6 +3078,12 @@
     </w:p>
     <w:p>
       <w:pPr>
+        <w:pStyle w:val="whitespace-normal"/>
+        <w:ind w:left="720"/>
+      </w:pPr>
+    </w:p>
+    <w:p>
+      <w:pPr>
         <w:shd w:val="clear" w:color="auto" w:fill="FFFFFE"/>
         <w:spacing w:after="0" w:line="270" w:lineRule="atLeast"/>
         <w:rPr>
@@ -3226,6 +3261,738 @@
           <w:lang w:eastAsia="es-AR"/>
         </w:rPr>
       </w:pPr>
+    </w:p>
+    <w:p>
+      <w:pPr>
+        <w:shd w:val="clear" w:color="auto" w:fill="FFFFFE"/>
+        <w:spacing w:after="0" w:line="270" w:lineRule="atLeast"/>
+        <w:rPr>
+          <w:rFonts w:ascii="Consolas" w:eastAsia="Times New Roman" w:hAnsi="Consolas" w:cs="Times New Roman"/>
+          <w:color w:val="0451A5"/>
+          <w:sz w:val="20"/>
+          <w:szCs w:val="20"/>
+          <w:lang w:eastAsia="es-AR"/>
+        </w:rPr>
+      </w:pPr>
+    </w:p>
+    <w:p>
+      <w:pPr>
+        <w:shd w:val="clear" w:color="auto" w:fill="FFFFFE"/>
+        <w:spacing w:after="0" w:line="270" w:lineRule="atLeast"/>
+        <w:jc w:val="center"/>
+        <w:rPr>
+          <w:rFonts w:ascii="Consolas" w:eastAsia="Times New Roman" w:hAnsi="Consolas" w:cs="Times New Roman"/>
+          <w:b/>
+          <w:bCs/>
+          <w:color w:val="0451A5"/>
+          <w:sz w:val="20"/>
+          <w:szCs w:val="20"/>
+          <w:u w:val="single"/>
+          <w:lang w:eastAsia="es-AR"/>
+        </w:rPr>
+      </w:pPr>
+      <w:r>
+        <w:rPr>
+          <w:rFonts w:ascii="Consolas" w:eastAsia="Times New Roman" w:hAnsi="Consolas" w:cs="Times New Roman"/>
+          <w:b/>
+          <w:bCs/>
+          <w:color w:val="0451A5"/>
+          <w:sz w:val="20"/>
+          <w:szCs w:val="20"/>
+          <w:u w:val="single"/>
+          <w:lang w:eastAsia="es-AR"/>
+        </w:rPr>
+        <w:t>Flow de N8N</w:t>
+      </w:r>
+    </w:p>
+    <w:p>
+      <w:pPr>
+        <w:shd w:val="clear" w:color="auto" w:fill="FFFFFE"/>
+        <w:spacing w:after="0" w:line="270" w:lineRule="atLeast"/>
+        <w:jc w:val="center"/>
+        <w:rPr>
+          <w:rFonts w:ascii="Consolas" w:eastAsia="Times New Roman" w:hAnsi="Consolas" w:cs="Times New Roman"/>
+          <w:b/>
+          <w:bCs/>
+          <w:color w:val="0451A5"/>
+          <w:sz w:val="20"/>
+          <w:szCs w:val="20"/>
+          <w:u w:val="single"/>
+          <w:lang w:eastAsia="es-AR"/>
+        </w:rPr>
+      </w:pPr>
+    </w:p>
+    <w:p>
+      <w:pPr>
+        <w:shd w:val="clear" w:color="auto" w:fill="FFFFFE"/>
+        <w:spacing w:after="0" w:line="270" w:lineRule="atLeast"/>
+        <w:rPr>
+          <w:rFonts w:ascii="Consolas" w:eastAsia="Times New Roman" w:hAnsi="Consolas" w:cs="Times New Roman"/>
+          <w:color w:val="0451A5"/>
+          <w:sz w:val="20"/>
+          <w:szCs w:val="20"/>
+          <w:lang w:eastAsia="es-AR"/>
+        </w:rPr>
+      </w:pPr>
+    </w:p>
+    <w:p>
+      <w:pPr>
+        <w:shd w:val="clear" w:color="auto" w:fill="FFFFFE"/>
+        <w:spacing w:after="0" w:line="270" w:lineRule="atLeast"/>
+        <w:rPr>
+          <w:rFonts w:ascii="Consolas" w:eastAsia="Times New Roman" w:hAnsi="Consolas" w:cs="Times New Roman"/>
+          <w:color w:val="0451A5"/>
+          <w:sz w:val="20"/>
+          <w:szCs w:val="20"/>
+          <w:lang w:eastAsia="es-AR"/>
+        </w:rPr>
+      </w:pPr>
+      <w:r>
+        <w:rPr>
+          <w:rFonts w:ascii="Consolas" w:eastAsia="Times New Roman" w:hAnsi="Consolas" w:cs="Times New Roman"/>
+          <w:color w:val="0451A5"/>
+          <w:sz w:val="20"/>
+          <w:szCs w:val="20"/>
+          <w:lang w:eastAsia="es-AR"/>
+        </w:rPr>
+        <w:t xml:space="preserve">CRM-01 </w:t>
+      </w:r>
+      <w:r>
+        <w:rPr>
+          <w:rFonts w:ascii="Segoe UI Emoji" w:eastAsia="Times New Roman" w:hAnsi="Segoe UI Emoji" w:cs="Segoe UI Emoji"/>
+          <w:color w:val="0451A5"/>
+          <w:sz w:val="20"/>
+          <w:szCs w:val="20"/>
+          <w:lang w:eastAsia="es-AR"/>
+        </w:rPr>
+        <w:t>✅</w:t>
+      </w:r>
+      <w:r>
+        <w:rPr>
+          <w:rFonts w:ascii="Consolas" w:eastAsia="Times New Roman" w:hAnsi="Consolas" w:cs="Times New Roman"/>
+          <w:color w:val="0451A5"/>
+          <w:sz w:val="20"/>
+          <w:szCs w:val="20"/>
+          <w:lang w:eastAsia="es-AR"/>
+        </w:rPr>
+        <w:t xml:space="preserve"> Listo </w:t>
+      </w:r>
+      <w:r>
+        <w:rPr>
+          <w:rFonts w:ascii="Consolas" w:eastAsia="Times New Roman" w:hAnsi="Consolas" w:cs="Consolas"/>
+          <w:color w:val="0451A5"/>
+          <w:sz w:val="20"/>
+          <w:szCs w:val="20"/>
+          <w:lang w:eastAsia="es-AR"/>
+        </w:rPr>
+        <w:t>—</w:t>
+      </w:r>
+      <w:r>
+        <w:rPr>
+          <w:rFonts w:ascii="Consolas" w:eastAsia="Times New Roman" w:hAnsi="Consolas" w:cs="Times New Roman"/>
+          <w:color w:val="0451A5"/>
+          <w:sz w:val="20"/>
+          <w:szCs w:val="20"/>
+          <w:lang w:eastAsia="es-AR"/>
+        </w:rPr>
+        <w:t xml:space="preserve"> sin cambios necesarios</w:t>
+      </w:r>
+    </w:p>
+    <w:p>
+      <w:pPr>
+        <w:shd w:val="clear" w:color="auto" w:fill="FFFFFE"/>
+        <w:spacing w:after="0" w:line="270" w:lineRule="atLeast"/>
+        <w:rPr>
+          <w:rFonts w:ascii="Consolas" w:eastAsia="Times New Roman" w:hAnsi="Consolas" w:cs="Times New Roman"/>
+          <w:color w:val="0451A5"/>
+          <w:sz w:val="20"/>
+          <w:szCs w:val="20"/>
+          <w:lang w:eastAsia="es-AR"/>
+        </w:rPr>
+      </w:pPr>
+    </w:p>
+    <w:p>
+      <w:pPr>
+        <w:shd w:val="clear" w:color="auto" w:fill="FFFFFE"/>
+        <w:spacing w:after="0" w:line="270" w:lineRule="atLeast"/>
+        <w:rPr>
+          <w:rFonts w:ascii="Consolas" w:eastAsia="Times New Roman" w:hAnsi="Consolas" w:cs="Times New Roman"/>
+          <w:color w:val="0451A5"/>
+          <w:sz w:val="20"/>
+          <w:szCs w:val="20"/>
+          <w:lang w:eastAsia="es-AR"/>
+        </w:rPr>
+      </w:pPr>
+      <w:r>
+        <w:rPr>
+          <w:rFonts w:ascii="Consolas" w:eastAsia="Times New Roman" w:hAnsi="Consolas" w:cs="Times New Roman"/>
+          <w:color w:val="0451A5"/>
+          <w:sz w:val="20"/>
+          <w:szCs w:val="20"/>
+          <w:lang w:eastAsia="es-AR"/>
+        </w:rPr>
+        <w:t xml:space="preserve">Busca leads con status=lead, envía WS con </w:t>
+      </w:r>
+      <w:proofErr w:type="spellStart"/>
+      <w:r>
+        <w:rPr>
+          <w:rFonts w:ascii="Consolas" w:eastAsia="Times New Roman" w:hAnsi="Consolas" w:cs="Times New Roman"/>
+          <w:color w:val="0451A5"/>
+          <w:sz w:val="20"/>
+          <w:szCs w:val="20"/>
+          <w:lang w:eastAsia="es-AR"/>
+        </w:rPr>
+        <w:t>imagen+caption</w:t>
+      </w:r>
+      <w:proofErr w:type="spellEnd"/>
+      <w:r>
+        <w:rPr>
+          <w:rFonts w:ascii="Consolas" w:eastAsia="Times New Roman" w:hAnsi="Consolas" w:cs="Times New Roman"/>
+          <w:color w:val="0451A5"/>
+          <w:sz w:val="20"/>
+          <w:szCs w:val="20"/>
+          <w:lang w:eastAsia="es-AR"/>
+        </w:rPr>
+        <w:t xml:space="preserve">, actualiza a enviado o </w:t>
+      </w:r>
+      <w:proofErr w:type="spellStart"/>
+      <w:r>
+        <w:rPr>
+          <w:rFonts w:ascii="Consolas" w:eastAsia="Times New Roman" w:hAnsi="Consolas" w:cs="Times New Roman"/>
+          <w:color w:val="0451A5"/>
+          <w:sz w:val="20"/>
+          <w:szCs w:val="20"/>
+          <w:lang w:eastAsia="es-AR"/>
+        </w:rPr>
+        <w:t>no_enviado</w:t>
+      </w:r>
+      <w:proofErr w:type="spellEnd"/>
+    </w:p>
+    <w:p>
+      <w:pPr>
+        <w:shd w:val="clear" w:color="auto" w:fill="FFFFFE"/>
+        <w:spacing w:after="0" w:line="270" w:lineRule="atLeast"/>
+        <w:rPr>
+          <w:rFonts w:ascii="Consolas" w:eastAsia="Times New Roman" w:hAnsi="Consolas" w:cs="Times New Roman"/>
+          <w:color w:val="0451A5"/>
+          <w:sz w:val="20"/>
+          <w:szCs w:val="20"/>
+          <w:lang w:eastAsia="es-AR"/>
+        </w:rPr>
+      </w:pPr>
+      <w:r>
+        <w:rPr>
+          <w:rFonts w:ascii="Consolas" w:eastAsia="Times New Roman" w:hAnsi="Consolas" w:cs="Times New Roman"/>
+          <w:color w:val="0451A5"/>
+          <w:sz w:val="20"/>
+          <w:szCs w:val="20"/>
+          <w:lang w:eastAsia="es-AR"/>
+        </w:rPr>
+        <w:t>Schedule: cada 10 min, lunes a sábado 8-17hs, 2 leads por corrida</w:t>
+      </w:r>
+    </w:p>
+    <w:p>
+      <w:pPr>
+        <w:shd w:val="clear" w:color="auto" w:fill="FFFFFE"/>
+        <w:spacing w:after="0" w:line="270" w:lineRule="atLeast"/>
+        <w:rPr>
+          <w:rFonts w:ascii="Consolas" w:eastAsia="Times New Roman" w:hAnsi="Consolas" w:cs="Times New Roman"/>
+          <w:color w:val="0451A5"/>
+          <w:sz w:val="20"/>
+          <w:szCs w:val="20"/>
+          <w:lang w:eastAsia="es-AR"/>
+        </w:rPr>
+      </w:pPr>
+    </w:p>
+    <w:p>
+      <w:pPr>
+        <w:shd w:val="clear" w:color="auto" w:fill="FFFFFE"/>
+        <w:spacing w:after="0" w:line="270" w:lineRule="atLeast"/>
+        <w:rPr>
+          <w:rFonts w:ascii="Consolas" w:eastAsia="Times New Roman" w:hAnsi="Consolas" w:cs="Times New Roman"/>
+          <w:color w:val="0451A5"/>
+          <w:sz w:val="20"/>
+          <w:szCs w:val="20"/>
+          <w:lang w:eastAsia="es-AR"/>
+        </w:rPr>
+      </w:pPr>
+      <w:r>
+        <w:rPr>
+          <w:rFonts w:ascii="Consolas" w:eastAsia="Times New Roman" w:hAnsi="Consolas" w:cs="Times New Roman"/>
+          <w:color w:val="0451A5"/>
+          <w:sz w:val="20"/>
+          <w:szCs w:val="20"/>
+          <w:lang w:eastAsia="es-AR"/>
+        </w:rPr>
+        <w:t xml:space="preserve">CRM-02 </w:t>
+      </w:r>
+      <w:r>
+        <w:rPr>
+          <w:rFonts w:ascii="Segoe UI Emoji" w:eastAsia="Times New Roman" w:hAnsi="Segoe UI Emoji" w:cs="Segoe UI Emoji"/>
+          <w:color w:val="0451A5"/>
+          <w:sz w:val="20"/>
+          <w:szCs w:val="20"/>
+          <w:lang w:eastAsia="es-AR"/>
+        </w:rPr>
+        <w:t>✅</w:t>
+      </w:r>
+      <w:r>
+        <w:rPr>
+          <w:rFonts w:ascii="Consolas" w:eastAsia="Times New Roman" w:hAnsi="Consolas" w:cs="Times New Roman"/>
+          <w:color w:val="0451A5"/>
+          <w:sz w:val="20"/>
+          <w:szCs w:val="20"/>
+          <w:lang w:eastAsia="es-AR"/>
+        </w:rPr>
+        <w:t xml:space="preserve"> Listo </w:t>
+      </w:r>
+      <w:r>
+        <w:rPr>
+          <w:rFonts w:ascii="Consolas" w:eastAsia="Times New Roman" w:hAnsi="Consolas" w:cs="Consolas"/>
+          <w:color w:val="0451A5"/>
+          <w:sz w:val="20"/>
+          <w:szCs w:val="20"/>
+          <w:lang w:eastAsia="es-AR"/>
+        </w:rPr>
+        <w:t>—</w:t>
+      </w:r>
+      <w:r>
+        <w:rPr>
+          <w:rFonts w:ascii="Consolas" w:eastAsia="Times New Roman" w:hAnsi="Consolas" w:cs="Times New Roman"/>
+          <w:color w:val="0451A5"/>
+          <w:sz w:val="20"/>
+          <w:szCs w:val="20"/>
+          <w:lang w:eastAsia="es-AR"/>
+        </w:rPr>
+        <w:t xml:space="preserve"> sin cambios necesarios</w:t>
+      </w:r>
+    </w:p>
+    <w:p>
+      <w:pPr>
+        <w:shd w:val="clear" w:color="auto" w:fill="FFFFFE"/>
+        <w:spacing w:after="0" w:line="270" w:lineRule="atLeast"/>
+        <w:rPr>
+          <w:rFonts w:ascii="Consolas" w:eastAsia="Times New Roman" w:hAnsi="Consolas" w:cs="Times New Roman"/>
+          <w:color w:val="0451A5"/>
+          <w:sz w:val="20"/>
+          <w:szCs w:val="20"/>
+          <w:lang w:eastAsia="es-AR"/>
+        </w:rPr>
+      </w:pPr>
+    </w:p>
+    <w:p>
+      <w:pPr>
+        <w:shd w:val="clear" w:color="auto" w:fill="FFFFFE"/>
+        <w:spacing w:after="0" w:line="270" w:lineRule="atLeast"/>
+        <w:rPr>
+          <w:rFonts w:ascii="Consolas" w:eastAsia="Times New Roman" w:hAnsi="Consolas" w:cs="Times New Roman"/>
+          <w:color w:val="0451A5"/>
+          <w:sz w:val="20"/>
+          <w:szCs w:val="20"/>
+          <w:lang w:eastAsia="es-AR"/>
+        </w:rPr>
+      </w:pPr>
+      <w:proofErr w:type="spellStart"/>
+      <w:r>
+        <w:rPr>
+          <w:rFonts w:ascii="Consolas" w:eastAsia="Times New Roman" w:hAnsi="Consolas" w:cs="Times New Roman"/>
+          <w:color w:val="0451A5"/>
+          <w:sz w:val="20"/>
+          <w:szCs w:val="20"/>
+          <w:lang w:eastAsia="es-AR"/>
+        </w:rPr>
+        <w:t>Webhook</w:t>
+      </w:r>
+      <w:proofErr w:type="spellEnd"/>
+      <w:r>
+        <w:rPr>
+          <w:rFonts w:ascii="Consolas" w:eastAsia="Times New Roman" w:hAnsi="Consolas" w:cs="Times New Roman"/>
+          <w:color w:val="0451A5"/>
+          <w:sz w:val="20"/>
+          <w:szCs w:val="20"/>
+          <w:lang w:eastAsia="es-AR"/>
+        </w:rPr>
+        <w:t xml:space="preserve"> recibe respuestas WS desde </w:t>
+      </w:r>
+      <w:proofErr w:type="spellStart"/>
+      <w:r>
+        <w:rPr>
+          <w:rFonts w:ascii="Consolas" w:eastAsia="Times New Roman" w:hAnsi="Consolas" w:cs="Times New Roman"/>
+          <w:color w:val="0451A5"/>
+          <w:sz w:val="20"/>
+          <w:szCs w:val="20"/>
+          <w:lang w:eastAsia="es-AR"/>
+        </w:rPr>
+        <w:t>Evolution</w:t>
+      </w:r>
+      <w:proofErr w:type="spellEnd"/>
+      <w:r>
+        <w:rPr>
+          <w:rFonts w:ascii="Consolas" w:eastAsia="Times New Roman" w:hAnsi="Consolas" w:cs="Times New Roman"/>
+          <w:color w:val="0451A5"/>
+          <w:sz w:val="20"/>
+          <w:szCs w:val="20"/>
+          <w:lang w:eastAsia="es-AR"/>
+        </w:rPr>
+        <w:t xml:space="preserve"> API</w:t>
+      </w:r>
+    </w:p>
+    <w:p>
+      <w:pPr>
+        <w:shd w:val="clear" w:color="auto" w:fill="FFFFFE"/>
+        <w:spacing w:after="0" w:line="270" w:lineRule="atLeast"/>
+        <w:rPr>
+          <w:rFonts w:ascii="Consolas" w:eastAsia="Times New Roman" w:hAnsi="Consolas" w:cs="Times New Roman"/>
+          <w:color w:val="0451A5"/>
+          <w:sz w:val="20"/>
+          <w:szCs w:val="20"/>
+          <w:lang w:eastAsia="es-AR"/>
+        </w:rPr>
+      </w:pPr>
+      <w:r>
+        <w:rPr>
+          <w:rFonts w:ascii="Consolas" w:eastAsia="Times New Roman" w:hAnsi="Consolas" w:cs="Times New Roman"/>
+          <w:color w:val="0451A5"/>
+          <w:sz w:val="20"/>
+          <w:szCs w:val="20"/>
+          <w:lang w:eastAsia="es-AR"/>
+        </w:rPr>
+        <w:lastRenderedPageBreak/>
+        <w:t>Cambia contacto a interesado, asigna vendedor round-</w:t>
+      </w:r>
+      <w:proofErr w:type="spellStart"/>
+      <w:r>
+        <w:rPr>
+          <w:rFonts w:ascii="Consolas" w:eastAsia="Times New Roman" w:hAnsi="Consolas" w:cs="Times New Roman"/>
+          <w:color w:val="0451A5"/>
+          <w:sz w:val="20"/>
+          <w:szCs w:val="20"/>
+          <w:lang w:eastAsia="es-AR"/>
+        </w:rPr>
+        <w:t>robin</w:t>
+      </w:r>
+      <w:proofErr w:type="spellEnd"/>
+      <w:r>
+        <w:rPr>
+          <w:rFonts w:ascii="Consolas" w:eastAsia="Times New Roman" w:hAnsi="Consolas" w:cs="Times New Roman"/>
+          <w:color w:val="0451A5"/>
+          <w:sz w:val="20"/>
+          <w:szCs w:val="20"/>
+          <w:lang w:eastAsia="es-AR"/>
+        </w:rPr>
+        <w:t xml:space="preserve">, notifica vendedor + </w:t>
+      </w:r>
+      <w:proofErr w:type="spellStart"/>
+      <w:r>
+        <w:rPr>
+          <w:rFonts w:ascii="Consolas" w:eastAsia="Times New Roman" w:hAnsi="Consolas" w:cs="Times New Roman"/>
+          <w:color w:val="0451A5"/>
+          <w:sz w:val="20"/>
+          <w:szCs w:val="20"/>
+          <w:lang w:eastAsia="es-AR"/>
+        </w:rPr>
+        <w:t>owner</w:t>
+      </w:r>
+      <w:proofErr w:type="spellEnd"/>
+      <w:r>
+        <w:rPr>
+          <w:rFonts w:ascii="Consolas" w:eastAsia="Times New Roman" w:hAnsi="Consolas" w:cs="Times New Roman"/>
+          <w:color w:val="0451A5"/>
+          <w:sz w:val="20"/>
+          <w:szCs w:val="20"/>
+          <w:lang w:eastAsia="es-AR"/>
+        </w:rPr>
+        <w:t xml:space="preserve"> por WS, inserta en </w:t>
+      </w:r>
+      <w:proofErr w:type="spellStart"/>
+      <w:r>
+        <w:rPr>
+          <w:rFonts w:ascii="Consolas" w:eastAsia="Times New Roman" w:hAnsi="Consolas" w:cs="Times New Roman"/>
+          <w:color w:val="0451A5"/>
+          <w:sz w:val="20"/>
+          <w:szCs w:val="20"/>
+          <w:lang w:eastAsia="es-AR"/>
+        </w:rPr>
+        <w:t>Inbox</w:t>
+      </w:r>
+      <w:proofErr w:type="spellEnd"/>
+      <w:r>
+        <w:rPr>
+          <w:rFonts w:ascii="Consolas" w:eastAsia="Times New Roman" w:hAnsi="Consolas" w:cs="Times New Roman"/>
+          <w:color w:val="0451A5"/>
+          <w:sz w:val="20"/>
+          <w:szCs w:val="20"/>
+          <w:lang w:eastAsia="es-AR"/>
+        </w:rPr>
+        <w:t xml:space="preserve"> y </w:t>
+      </w:r>
+      <w:proofErr w:type="spellStart"/>
+      <w:r>
+        <w:rPr>
+          <w:rFonts w:ascii="Consolas" w:eastAsia="Times New Roman" w:hAnsi="Consolas" w:cs="Times New Roman"/>
+          <w:color w:val="0451A5"/>
+          <w:sz w:val="20"/>
+          <w:szCs w:val="20"/>
+          <w:lang w:eastAsia="es-AR"/>
+        </w:rPr>
+        <w:t>Activities</w:t>
+      </w:r>
+      <w:proofErr w:type="spellEnd"/>
+    </w:p>
+    <w:p>
+      <w:pPr>
+        <w:shd w:val="clear" w:color="auto" w:fill="FFFFFE"/>
+        <w:spacing w:after="0" w:line="270" w:lineRule="atLeast"/>
+        <w:rPr>
+          <w:rFonts w:ascii="Consolas" w:eastAsia="Times New Roman" w:hAnsi="Consolas" w:cs="Times New Roman"/>
+          <w:color w:val="0451A5"/>
+          <w:sz w:val="20"/>
+          <w:szCs w:val="20"/>
+          <w:lang w:eastAsia="es-AR"/>
+        </w:rPr>
+      </w:pPr>
+    </w:p>
+    <w:p>
+      <w:pPr>
+        <w:shd w:val="clear" w:color="auto" w:fill="FFFFFE"/>
+        <w:spacing w:after="0" w:line="270" w:lineRule="atLeast"/>
+        <w:rPr>
+          <w:rFonts w:ascii="Consolas" w:eastAsia="Times New Roman" w:hAnsi="Consolas" w:cs="Times New Roman"/>
+          <w:color w:val="0451A5"/>
+          <w:sz w:val="20"/>
+          <w:szCs w:val="20"/>
+          <w:lang w:eastAsia="es-AR"/>
+        </w:rPr>
+      </w:pPr>
+      <w:r>
+        <w:rPr>
+          <w:rFonts w:ascii="Consolas" w:eastAsia="Times New Roman" w:hAnsi="Consolas" w:cs="Times New Roman"/>
+          <w:color w:val="0451A5"/>
+          <w:sz w:val="20"/>
+          <w:szCs w:val="20"/>
+          <w:lang w:eastAsia="es-AR"/>
+        </w:rPr>
+        <w:t xml:space="preserve">CRM-04 </w:t>
+      </w:r>
+      <w:r>
+        <w:rPr>
+          <w:rFonts w:ascii="Segoe UI Emoji" w:eastAsia="Times New Roman" w:hAnsi="Segoe UI Emoji" w:cs="Segoe UI Emoji"/>
+          <w:color w:val="0451A5"/>
+          <w:sz w:val="20"/>
+          <w:szCs w:val="20"/>
+          <w:lang w:eastAsia="es-AR"/>
+        </w:rPr>
+        <w:t>✅</w:t>
+      </w:r>
+      <w:r>
+        <w:rPr>
+          <w:rFonts w:ascii="Consolas" w:eastAsia="Times New Roman" w:hAnsi="Consolas" w:cs="Times New Roman"/>
+          <w:color w:val="0451A5"/>
+          <w:sz w:val="20"/>
+          <w:szCs w:val="20"/>
+          <w:lang w:eastAsia="es-AR"/>
+        </w:rPr>
+        <w:t xml:space="preserve"> Reci</w:t>
+      </w:r>
+      <w:r>
+        <w:rPr>
+          <w:rFonts w:ascii="Consolas" w:eastAsia="Times New Roman" w:hAnsi="Consolas" w:cs="Consolas"/>
+          <w:color w:val="0451A5"/>
+          <w:sz w:val="20"/>
+          <w:szCs w:val="20"/>
+          <w:lang w:eastAsia="es-AR"/>
+        </w:rPr>
+        <w:t>é</w:t>
+      </w:r>
+      <w:r>
+        <w:rPr>
+          <w:rFonts w:ascii="Consolas" w:eastAsia="Times New Roman" w:hAnsi="Consolas" w:cs="Times New Roman"/>
+          <w:color w:val="0451A5"/>
+          <w:sz w:val="20"/>
+          <w:szCs w:val="20"/>
+          <w:lang w:eastAsia="es-AR"/>
+        </w:rPr>
+        <w:t>n corregido</w:t>
+      </w:r>
+    </w:p>
+    <w:p>
+      <w:pPr>
+        <w:shd w:val="clear" w:color="auto" w:fill="FFFFFE"/>
+        <w:spacing w:after="0" w:line="270" w:lineRule="atLeast"/>
+        <w:rPr>
+          <w:rFonts w:ascii="Consolas" w:eastAsia="Times New Roman" w:hAnsi="Consolas" w:cs="Times New Roman"/>
+          <w:color w:val="0451A5"/>
+          <w:sz w:val="20"/>
+          <w:szCs w:val="20"/>
+          <w:lang w:eastAsia="es-AR"/>
+        </w:rPr>
+      </w:pPr>
+      <w:r>
+        <w:rPr>
+          <w:rFonts w:ascii="Consolas" w:eastAsia="Times New Roman" w:hAnsi="Consolas" w:cs="Times New Roman"/>
+          <w:color w:val="0451A5"/>
+          <w:sz w:val="20"/>
+          <w:szCs w:val="20"/>
+          <w:lang w:eastAsia="es-AR"/>
+        </w:rPr>
+        <w:t>Busca status=</w:t>
+      </w:r>
+      <w:r>
+        <w:rPr>
+          <w:rFonts w:ascii="Consolas" w:eastAsia="Times New Roman" w:hAnsi="Consolas" w:cs="Times New Roman"/>
+          <w:color w:val="0451A5"/>
+          <w:sz w:val="20"/>
+          <w:szCs w:val="20"/>
+          <w:lang w:eastAsia="es-AR"/>
+        </w:rPr>
+        <w:t xml:space="preserve"> </w:t>
+      </w:r>
+      <w:proofErr w:type="spellStart"/>
+      <w:r>
+        <w:rPr>
+          <w:rFonts w:ascii="Consolas" w:eastAsia="Times New Roman" w:hAnsi="Consolas" w:cs="Times New Roman"/>
+          <w:color w:val="0451A5"/>
+          <w:sz w:val="20"/>
+          <w:szCs w:val="20"/>
+          <w:lang w:eastAsia="es-AR"/>
+        </w:rPr>
+        <w:t>no_enviado</w:t>
+      </w:r>
+      <w:proofErr w:type="spellEnd"/>
+      <w:r>
+        <w:rPr>
+          <w:rFonts w:ascii="Consolas" w:eastAsia="Times New Roman" w:hAnsi="Consolas" w:cs="Times New Roman"/>
+          <w:color w:val="0451A5"/>
+          <w:sz w:val="20"/>
+          <w:szCs w:val="20"/>
+          <w:lang w:eastAsia="es-AR"/>
+        </w:rPr>
+        <w:t>, asigna vendedor round-</w:t>
+      </w:r>
+      <w:proofErr w:type="spellStart"/>
+      <w:r>
+        <w:rPr>
+          <w:rFonts w:ascii="Consolas" w:eastAsia="Times New Roman" w:hAnsi="Consolas" w:cs="Times New Roman"/>
+          <w:color w:val="0451A5"/>
+          <w:sz w:val="20"/>
+          <w:szCs w:val="20"/>
+          <w:lang w:eastAsia="es-AR"/>
+        </w:rPr>
+        <w:t>robin</w:t>
+      </w:r>
+      <w:proofErr w:type="spellEnd"/>
+      <w:r>
+        <w:rPr>
+          <w:rFonts w:ascii="Consolas" w:eastAsia="Times New Roman" w:hAnsi="Consolas" w:cs="Times New Roman"/>
+          <w:color w:val="0451A5"/>
+          <w:sz w:val="20"/>
+          <w:szCs w:val="20"/>
+          <w:lang w:eastAsia="es-AR"/>
+        </w:rPr>
+        <w:t xml:space="preserve">, cambia a status='contactar' (antes decía </w:t>
+      </w:r>
+      <w:proofErr w:type="spellStart"/>
+      <w:r>
+        <w:rPr>
+          <w:rFonts w:ascii="Consolas" w:eastAsia="Times New Roman" w:hAnsi="Consolas" w:cs="Times New Roman"/>
+          <w:color w:val="0451A5"/>
+          <w:sz w:val="20"/>
+          <w:szCs w:val="20"/>
+          <w:lang w:eastAsia="es-AR"/>
+        </w:rPr>
+        <w:t>enviar_mail</w:t>
+      </w:r>
+      <w:proofErr w:type="spellEnd"/>
+      <w:r>
+        <w:rPr>
+          <w:rFonts w:ascii="Consolas" w:eastAsia="Times New Roman" w:hAnsi="Consolas" w:cs="Times New Roman"/>
+          <w:color w:val="0451A5"/>
+          <w:sz w:val="20"/>
+          <w:szCs w:val="20"/>
+          <w:lang w:eastAsia="es-AR"/>
+        </w:rPr>
+        <w:t>)</w:t>
+      </w:r>
+    </w:p>
+    <w:p>
+      <w:pPr>
+        <w:shd w:val="clear" w:color="auto" w:fill="FFFFFE"/>
+        <w:spacing w:after="0" w:line="270" w:lineRule="atLeast"/>
+        <w:rPr>
+          <w:rFonts w:ascii="Consolas" w:eastAsia="Times New Roman" w:hAnsi="Consolas" w:cs="Times New Roman"/>
+          <w:color w:val="0451A5"/>
+          <w:sz w:val="20"/>
+          <w:szCs w:val="20"/>
+          <w:lang w:eastAsia="es-AR"/>
+        </w:rPr>
+      </w:pPr>
+      <w:r>
+        <w:rPr>
+          <w:rFonts w:ascii="Consolas" w:eastAsia="Times New Roman" w:hAnsi="Consolas" w:cs="Times New Roman"/>
+          <w:color w:val="0451A5"/>
+          <w:sz w:val="20"/>
+          <w:szCs w:val="20"/>
+          <w:lang w:eastAsia="es-AR"/>
+        </w:rPr>
+        <w:t xml:space="preserve">Crea deal en pipeline con </w:t>
+      </w:r>
+      <w:proofErr w:type="spellStart"/>
+      <w:r>
+        <w:rPr>
+          <w:rFonts w:ascii="Consolas" w:eastAsia="Times New Roman" w:hAnsi="Consolas" w:cs="Times New Roman"/>
+          <w:color w:val="0451A5"/>
+          <w:sz w:val="20"/>
+          <w:szCs w:val="20"/>
+          <w:lang w:eastAsia="es-AR"/>
+        </w:rPr>
+        <w:t>stage_id</w:t>
+      </w:r>
+      <w:proofErr w:type="spellEnd"/>
+      <w:r>
+        <w:rPr>
+          <w:rFonts w:ascii="Consolas" w:eastAsia="Times New Roman" w:hAnsi="Consolas" w:cs="Times New Roman"/>
+          <w:color w:val="0451A5"/>
+          <w:sz w:val="20"/>
+          <w:szCs w:val="20"/>
+          <w:lang w:eastAsia="es-AR"/>
+        </w:rPr>
+        <w:t>='contactar'</w:t>
+      </w:r>
+    </w:p>
+    <w:p>
+      <w:pPr>
+        <w:shd w:val="clear" w:color="auto" w:fill="FFFFFE"/>
+        <w:spacing w:after="0" w:line="270" w:lineRule="atLeast"/>
+        <w:rPr>
+          <w:rFonts w:ascii="Consolas" w:eastAsia="Times New Roman" w:hAnsi="Consolas" w:cs="Times New Roman"/>
+          <w:color w:val="0451A5"/>
+          <w:sz w:val="20"/>
+          <w:szCs w:val="20"/>
+          <w:lang w:eastAsia="es-AR"/>
+        </w:rPr>
+      </w:pPr>
+      <w:r>
+        <w:rPr>
+          <w:rFonts w:ascii="Consolas" w:eastAsia="Times New Roman" w:hAnsi="Consolas" w:cs="Times New Roman"/>
+          <w:color w:val="0451A5"/>
+          <w:sz w:val="20"/>
+          <w:szCs w:val="20"/>
+          <w:lang w:eastAsia="es-AR"/>
+        </w:rPr>
+        <w:t xml:space="preserve">Notifica al vendedor por WS + inserta en </w:t>
+      </w:r>
+      <w:proofErr w:type="spellStart"/>
+      <w:r>
+        <w:rPr>
+          <w:rFonts w:ascii="Consolas" w:eastAsia="Times New Roman" w:hAnsi="Consolas" w:cs="Times New Roman"/>
+          <w:color w:val="0451A5"/>
+          <w:sz w:val="20"/>
+          <w:szCs w:val="20"/>
+          <w:lang w:eastAsia="es-AR"/>
+        </w:rPr>
+        <w:t>Inbox</w:t>
+      </w:r>
+      <w:proofErr w:type="spellEnd"/>
     </w:p>
     <w:sectPr>
       <w:pgSz w:w="11906" w:h="16838"/>
